--- a/output/docx/en/BUFRCREX_TableB_en_08.docx
+++ b/output/docx/en/BUFRCREX_TableB_en_08.docx
@@ -4665,7 +4665,7 @@
                 <w:b w:val="0"/>
                 <w:sz w:val="16"/>
               </w:rPr>
-              <w:t>Note 70: This value is the official or best estimate of the actual elevation of the station. It is provided for comparison with the model’s virtual terrain elevation. The two can be substantially different in rugged terrain. The scale factor is increased to make the value directly comparable with 0 07 030 below.</w:t>
+              <w:t>Note B70: First-order statistics have values with a similar range and the same dimensions as the corresponding reported values (e.g., maxima, minima, means).</w:t>
             </w:r>
           </w:p>
         </w:tc>
@@ -4858,7 +4858,7 @@
                 <w:b w:val="0"/>
                 <w:sz w:val="16"/>
               </w:rPr>
-              <w:t>Note 61: The value reported for 0 19 007 shall be "missing" unless the horizontal section being described is a circle.</w:t>
+              <w:t>Note B61: Difference statistics are difference values; they have dimensions similar to the corresponding reported values with respect to units, but assume a range centred on zero (e.g. the difference between reported and analysed values, the difference between reported and forecast values).</w:t>
             </w:r>
           </w:p>
         </w:tc>
@@ -5051,7 +5051,7 @@
                 <w:b w:val="0"/>
                 <w:sz w:val="16"/>
               </w:rPr>
-              <w:t>Note 49: The majority of stations has only one position on the road and one subsurface temperature sensor. Delayed Replications have been introduced to increase flexibility and volume efficiency.</w:t>
+              <w:t>Note B49: Descriptor 0 08 025 is to be used with 0 26 003 (time difference).</w:t>
             </w:r>
           </w:p>
         </w:tc>
@@ -6393,7 +6393,7 @@
                 <w:b w:val="0"/>
                 <w:sz w:val="16"/>
               </w:rPr>
-              <w:t>Note 50: The Measurement uncertainty expression and significance descriptors 0 08 092 and 0 08 093 relate to all parameter uncertainties provided in the Backscatter data section</w:t>
+              <w:t>Note B50: Descriptor 0 08 033 is to be used by preceding the element 0 33 007 as part of quality control information in order to specify the method used to calculate the percentage confidence.</w:t>
             </w:r>
           </w:p>
         </w:tc>
@@ -8314,7 +8314,7 @@
                 <w:b w:val="0"/>
                 <w:sz w:val="16"/>
               </w:rPr>
-              <w:t>Note 169: When descriptor 0 08 043 is used to specify particulate matter (PM) under a given size threshold, descriptor 0 08 044 or 0 08 046 may also be used to further specify a subset of the PM population on the basis of ion composition.</w:t>
+              <w:t>Note B169: When descriptor 0 08 043 is used to specify particulate matter (PM) under a given size threshold, descriptor 0 08 044 or 0 08 046 may also be used to further specify a subset of the PM population on the basis of ion composition.</w:t>
             </w:r>
           </w:p>
         </w:tc>
@@ -14072,7 +14072,7 @@
                 <w:b w:val="0"/>
                 <w:sz w:val="16"/>
               </w:rPr>
-              <w:t>Note 51: The number of missing years within the reference period from the calculation of normal for mean extreme air temperature should be given, if available, for both the calculation of normal maximum temperature and for the calculation of normal minimum temperature in addition to the number of missing years for the extreme air temperatures reported under 0 08 020 preceded by 0 08 050 in which figure 3 is used.</w:t>
+              <w:t>Note B51: Descriptor 0 08 090 is to be used to establish the decimal scale of one or more subsequent numerical element descriptors requiring a large dynamic range of values. The numerical element descriptor(s) will contain the scaled value of the measurement(s) with the required number of significant digits. The actual value will be obtained, at the application level, by multiplying the scaled value by the given decimal scale: (scaled value x 10 decimal scale).</w:t>
             </w:r>
           </w:p>
         </w:tc>
@@ -16192,7 +16192,7 @@
           <w:i/>
           <w:sz w:val="14"/>
         </w:rPr>
-        <w:t>Note 25: A previously defined significance may be cancelled by transmitting a "missing" from the appropriate code or flag table.</w:t>
+        <w:t>Note B25: A previously defined significance may be cancelled by transmitting a "missing" from the appropriate code or flag table.</w:t>
       </w:r>
     </w:p>
     <w:p>
@@ -16202,7 +16202,7 @@
           <w:i/>
           <w:sz w:val="14"/>
         </w:rPr>
-        <w:t>Note 179: Where values are accumulated or averaged (for example over a time period), the total number of values from which the accumulated or averaged values are obtained may be represented using reference 0 08 022.</w:t>
+        <w:t>Note B179: Where values are accumulated or averaged (for example over a time period), the total number of values from which the accumulated or averaged values are obtained may be represented using reference 0 08 022.</w:t>
       </w:r>
     </w:p>
     <w:sectPr>
